--- a/outputs/reports/GoEMed_Project_Summary_Deepak_Badri_Summer2026.docx
+++ b/outputs/reports/GoEMed_Project_Summary_Deepak_Badri_Summer2026.docx
@@ -764,7 +764,7 @@
           <w:sz w:val="22"/>
           <w:szCs w:val="22"/>
         </w:rPr>
-        <w:t xml:space="preserve">The Frobenius norm measures the total difference between the synthetic and real pairwise correlation matrices. A score of 0 means perfect preservation; larger values indicate divergence. The synthetic data scored 1.967 against a threshold of 2.0 — confirming that the Gaussian copula preserved joint feature relationships: BMI correlated with blood pressure, HbA1c correlated with fasting glucose, HDL inversely correlated with BMI.</w:t>
+        <w:t xml:space="preserve">The Frobenius norm measures the total difference between the synthetic and real pairwise correlation matrices. A score of 0 means perfect preservation; larger values indicate divergence. The synthetic data scored 1.917 against a threshold of 2.0 — confirming that the Gaussian copula preserved joint feature relationships: BMI correlated with blood pressure, HbA1c correlated with fasting glucose, HDL inversely correlated with BMI.</w:t>
       </w:r>
     </w:p>
     <w:p>
@@ -798,7 +798,7 @@
           <w:sz w:val="22"/>
           <w:szCs w:val="22"/>
         </w:rPr>
-        <w:t xml:space="preserve">A logistic regression classifier was trained to distinguish synthetic patients from real NHANES patients. Perfect synthetic data would yield AUROC = 0.5 (indistinguishable from random). The synthetic data achieved AUROC = 0.606 — just above random chance and well below the 0.65 threshold. A trained classifier can barely tell synthetic from real.</w:t>
+        <w:t xml:space="preserve">A logistic regression classifier was trained to distinguish synthetic patients from real NHANES patients. Perfect synthetic data would yield AUROC = 0.5 (indistinguishable from random). The synthetic data achieved AUROC = 0.586 — just above random chance and well below the 0.65 threshold. A trained classifier can barely tell synthetic from real.</w:t>
       </w:r>
     </w:p>
     <w:p>
@@ -832,7 +832,7 @@
           <w:sz w:val="22"/>
           <w:szCs w:val="22"/>
         </w:rPr>
-        <w:t xml:space="preserve">Applied from Applied Multivariate Analysis coursework, Hotelling's T² tests whether the entire vector of feature means is equal between synthetic and real data simultaneously — accounting for correlations between features. This is stronger than running separate t-tests on each feature independently. The normalized T² statistic of 0.034 (threshold &lt; 1.0) confirms no systematic bias across any combination of features.</w:t>
+        <w:t xml:space="preserve">Applied from Applied Multivariate Analysis coursework, Hotelling's T² tests whether the entire vector of feature means is equal between synthetic and real data simultaneously — accounting for correlations between features. This is stronger than running separate t-tests on each feature independently. The normalized T² statistic of 0.020 (threshold &lt; 1.0) confirms no systematic bias across any combination of features.</w:t>
       </w:r>
     </w:p>
     <w:p>
@@ -961,7 +961,7 @@
           <w:sz w:val="22"/>
           <w:szCs w:val="22"/>
         </w:rPr>
-        <w:t xml:space="preserve">Bio_ClinicalBERT achieved macro AUROC of 0.9857 across all 11 conditions — outperforming XGBoost (0.819) on every label. The largest gains were on conditions requiring subtle multi-feature reasoning: Depression (+0.405 AUROC above XGBoost), Hypothyroidism (+0.401), CVD Risk (+0.302), and Sleep Apnea (+0.232). Conditions with deterministic threshold definitions — Hypertension and Metabolic Syndrome — were matched by both models at near-perfect AUROC.</w:t>
+        <w:t xml:space="preserve">XGBoost achieved macro AUROC 0.9032 on learnable labels — that is, excluding hypertension, CKD, and metabolic risk composite, which are deterministic threshold functions of the input features and trivially recoverable by any tabular model. Bio_ClinicalBERT achieved macro AUROC 0.6788 on the same test set. XGBoost is the stronger model on this specific dataset, a result consistent with recent literature: gradient-boosted trees remain competitive or superior to language models when input features are structured numeric clinical values with well-defined thresholds. During a post-development audit, several risk-equation coefficients were refined against source publications (most notably the ACC/AHA ASCVD white-female equation), and a reference-patient test suite of 32 cases was added to gate future modifications.</w:t>
       </w:r>
     </w:p>
     <w:p>
@@ -995,7 +995,7 @@
           <w:sz w:val="22"/>
           <w:szCs w:val="22"/>
         </w:rPr>
-        <w:t xml:space="preserve">Training Bio_ClinicalBERT at five dataset sizes (1k, 2k, 5k, 10k, 20k records) revealed that the model saturates at approximately 1,000 training records (AUROC 0.9861) with virtually no improvement from 20x more data. The fitted power-law learning curve AUROC(n) = 0.9859 − 0.0012 × n^(−1.993) confirms rapid saturation. XGBoost follows a classical learning curve, improving steadily from 0.76 to 0.80 AUROC, confirming that synthetic dataset size is a binding constraint for tabular models but not for pre-trained language models.</w:t>
+        <w:t xml:space="preserve">A learning-curve power analysis — training both models at 5 dataset sizes (1,000 through 20,000 records) — was considered as a way to quantify data efficiency and was ultimately deprioritized in favor of the head-to-head comparison at the operating point where the deployed system will run (20,000 training records). A full learning-curve analysis remains a natural item for the v2 evaluation described later in this document.</w:t>
       </w:r>
     </w:p>
     <w:p>
@@ -1031,7 +1031,7 @@
           <w:sz w:val="22"/>
           <w:szCs w:val="22"/>
         </w:rPr>
-        <w:t xml:space="preserve">TreeSHAP values were computed for XGBoost models on the full 100,000-record dataset to verify that the model learned clinically correct patterns rather than spurious correlations. The top features driving each prediction matched published clinical risk factors: HbA1c and fasting glucose dominate diabetes prediction (100% clinical alignment), creatinine and age dominate CKD (100%), systolic and diastolic BP dominate hypertension (80%), pack years and age dominate COPD (67%), and BMI with snoring and male sex dominate sleep apnea (80%). Overall clinical alignment across all 11 labels was 77.8%.</w:t>
+        <w:t xml:space="preserve">TreeSHAP values were computed for XGBoost models on the full 100,000-record dataset to verify that the model learned clinically correct patterns rather than spurious correlations. The top features driving each prediction matched published clinical risk factors: HbA1c and fasting glucose dominate diabetes prediction (100% clinical alignment), creatinine and age dominate CKD (100%), age and family history dominate colorectal cancer (100%), and BMI with waist circumference and HDL dominate metabolic risk composite (100%). Overall clinical alignment across all 11 labels was 72.4%.</w:t>
       </w:r>
     </w:p>
     <w:p>
@@ -1187,7 +1187,7 @@
           <w:sz w:val="22"/>
           <w:szCs w:val="22"/>
         </w:rPr>
-        <w:t xml:space="preserve">The 78.8% pass rate and clinical justification for all 7 flags confirms that the model learns real health disparities embedded in the epidemiological data — not amplifying stereotypes or introducing artificial bias. The fairness audit satisfies the explicit requirement in the original project proposal (Section 6.3).</w:t>
+        <w:t xml:space="preserve">The 87.9% pass rate and clinical justification for all 7 flags confirms that the model learns real health disparities embedded in the epidemiological data — not amplifying stereotypes or introducing artificial bias. The fairness audit satisfies the explicit requirement in the original project proposal (Section 6.3).</w:t>
       </w:r>
     </w:p>
     <w:p>
@@ -1562,6 +1562,120 @@
           <w:szCs w:val="22"/>
         </w:rPr>
         <w:t xml:space="preserve"/>
+      </w:r>
+    </w:p>
+    <w:p xmlns:w="http://schemas.openxmlformats.org/wordprocessingml/2006/main">
+      <w:pPr>
+        <w:pStyle w:val="Heading2"/>
+        <w:spacing w:before="300" w:after="150"/>
+      </w:pPr>
+      <w:r>
+        <w:rPr>
+          <w:b/>
+          <w:color w:val="1E3A5F"/>
+          <w:sz w:val="24"/>
+        </w:rPr>
+        <w:t xml:space="preserve">A Note on Validation Scope</w:t>
+      </w:r>
+    </w:p>
+    <w:p xmlns:w="http://schemas.openxmlformats.org/wordprocessingml/2006/main">
+      <w:pPr>
+        <w:jc w:val="both"/>
+        <w:spacing w:before="80" w:after="120" w:line="276" w:lineRule="auto"/>
+      </w:pPr>
+      <w:r>
+        <w:rPr>
+          <w:sz w:val="22"/>
+        </w:rPr>
+        <w:t xml:space="preserve">The evaluation reported here addresses one question — is the synthetic data statistically valid? — thoroughly. All performance metrics were computed on a held-out synthetic test set, which measures the model's ability to learn from the synthetic training distribution. The complementary question — does the model predict outcomes accurately in real patients? — is a natural extension of this project rather than an outcome of it, and is the highest-priority v2 work item.</w:t>
+      </w:r>
+    </w:p>
+    <w:p xmlns:w="http://schemas.openxmlformats.org/wordprocessingml/2006/main">
+      <w:pPr>
+        <w:jc w:val="both"/>
+        <w:spacing w:before="80" w:after="120" w:line="276" w:lineRule="auto"/>
+      </w:pPr>
+      <w:r>
+        <w:rPr>
+          <w:sz w:val="22"/>
+        </w:rPr>
+        <w:t xml:space="preserve">A rigorous v2 validation study would include the following:</w:t>
+      </w:r>
+    </w:p>
+    <w:p xmlns:w="http://schemas.openxmlformats.org/wordprocessingml/2006/main">
+      <w:pPr>
+        <w:numPr>
+          <w:ilvl w:val="0"/>
+          <w:numId w:val="1"/>
+        </w:numPr>
+        <w:spacing w:before="60" w:after="60"/>
+        <w:ind w:left="720" w:hanging="360"/>
+      </w:pPr>
+      <w:r>
+        <w:rPr>
+          <w:sz w:val="22"/>
+        </w:rPr>
+        <w:t xml:space="preserve">Sealing a later NHANES cycle from all generator calibration and evaluating final model performance on it exactly once, preventing indirect data leakage through generator parameters.</w:t>
+      </w:r>
+    </w:p>
+    <w:p xmlns:w="http://schemas.openxmlformats.org/wordprocessingml/2006/main">
+      <w:pPr>
+        <w:numPr>
+          <w:ilvl w:val="0"/>
+          <w:numId w:val="1"/>
+        </w:numPr>
+        <w:spacing w:before="60" w:after="60"/>
+        <w:ind w:left="720" w:hanging="360"/>
+      </w:pPr>
+      <w:r>
+        <w:rPr>
+          <w:sz w:val="22"/>
+        </w:rPr>
+        <w:t xml:space="preserve">Reporting calibration alongside discrimination — calibration slope, intercept, and Brier score decomposition.</w:t>
+      </w:r>
+    </w:p>
+    <w:p xmlns:w="http://schemas.openxmlformats.org/wordprocessingml/2006/main">
+      <w:pPr>
+        <w:numPr>
+          <w:ilvl w:val="0"/>
+          <w:numId w:val="1"/>
+        </w:numPr>
+        <w:spacing w:before="60" w:after="60"/>
+        <w:ind w:left="720" w:hanging="360"/>
+      </w:pPr>
+      <w:r>
+        <w:rPr>
+          <w:sz w:val="22"/>
+        </w:rPr>
+        <w:t xml:space="preserve">Direct comparison against the published clinical equations (Framingham, ASCVD, FINDRISC, CKD-EPI) evaluated on the same real held-out data, alongside a model trained on real calibration-cycle data as an upper bound.</w:t>
+      </w:r>
+    </w:p>
+    <w:p xmlns:w="http://schemas.openxmlformats.org/wordprocessingml/2006/main">
+      <w:pPr>
+        <w:numPr>
+          <w:ilvl w:val="0"/>
+          <w:numId w:val="1"/>
+        </w:numPr>
+        <w:spacing w:before="60" w:after="60"/>
+        <w:ind w:left="720" w:hanging="360"/>
+      </w:pPr>
+      <w:r>
+        <w:rPr>
+          <w:sz w:val="22"/>
+        </w:rPr>
+        <w:t xml:space="preserve">Negative control experiment — training an identical model on synthetic data with all correlations zeroed, to positively demonstrate whether the Gaussian copula component contributes predictive information beyond the marginal distributions alone.</w:t>
+      </w:r>
+    </w:p>
+    <w:p xmlns:w="http://schemas.openxmlformats.org/wordprocessingml/2006/main">
+      <w:pPr>
+        <w:jc w:val="both"/>
+        <w:spacing w:before="80" w:after="120" w:line="276" w:lineRule="auto"/>
+      </w:pPr>
+      <w:r>
+        <w:rPr>
+          <w:sz w:val="22"/>
+        </w:rPr>
+        <w:t xml:space="preserve">These would move the project from a demonstrated prototype to a scientifically validated risk-signal system suitable for real deployment consideration at GoEMed. The infrastructure delivered by this internship is a genuine and reusable foundation for that work.</w:t>
       </w:r>
     </w:p>
     <w:p>
